--- a/DWÓJKA_Bo3.docx
+++ b/DWÓJKA_Bo3.docx
@@ -23,10 +23,10 @@
         <w:gridCol w:w="361"/>
         <w:gridCol w:w="630"/>
         <w:gridCol w:w="360"/>
-        <w:gridCol w:w="675"/>
+        <w:gridCol w:w="631"/>
         <w:gridCol w:w="363"/>
-        <w:gridCol w:w="810"/>
-        <w:gridCol w:w="355"/>
+        <w:gridCol w:w="628"/>
+        <w:gridCol w:w="581"/>
         <w:gridCol w:w="959"/>
         <w:gridCol w:w="51"/>
         <w:gridCol w:w="1890"/>
@@ -600,7 +600,7 @@
         </w:tc>
         <w:tc>
           <w:tcPr>
-            <w:tcW w:w="1035" w:type="dxa"/>
+            <w:tcW w:w="991" w:type="dxa"/>
             <w:gridSpan w:val="2"/>
             <w:tcBorders>
               <w:top w:val="single" w:sz="4" w:space="0" w:color="auto"/>
@@ -644,7 +644,7 @@
         </w:tc>
         <w:tc>
           <w:tcPr>
-            <w:tcW w:w="1173" w:type="dxa"/>
+            <w:tcW w:w="991" w:type="dxa"/>
             <w:gridSpan w:val="2"/>
             <w:tcBorders>
               <w:top w:val="single" w:sz="4" w:space="0" w:color="auto"/>
@@ -679,21 +679,13 @@
                 <w:b/>
                 <w:bCs/>
               </w:rPr>
-              <w:t xml:space="preserve">SET </w:t>
+              <w:t>SET 3</w:t>
             </w:r>
-            <w:r>
-              <w:rPr>
-                <w:rFonts w:ascii="Aptos" w:eastAsia="Aptos" w:hAnsi="Aptos" w:cs="Aptos"/>
-                <w:b/>
-                <w:bCs/>
-              </w:rPr>
-              <w:t>3</w:t>
-            </w:r>
-          </w:p>
-        </w:tc>
-        <w:tc>
-          <w:tcPr>
-            <w:tcW w:w="1365" w:type="dxa"/>
+          </w:p>
+        </w:tc>
+        <w:tc>
+          <w:tcPr>
+            <w:tcW w:w="1591" w:type="dxa"/>
             <w:gridSpan w:val="3"/>
             <w:tcBorders>
               <w:top w:val="single" w:sz="4" w:space="0" w:color="auto"/>
@@ -824,7 +816,7 @@
         </w:tc>
         <w:tc>
           <w:tcPr>
-            <w:tcW w:w="1035" w:type="dxa"/>
+            <w:tcW w:w="991" w:type="dxa"/>
             <w:gridSpan w:val="2"/>
             <w:tcBorders>
               <w:top w:val="single" w:sz="4" w:space="0" w:color="auto"/>
@@ -847,7 +839,7 @@
         </w:tc>
         <w:tc>
           <w:tcPr>
-            <w:tcW w:w="1173" w:type="dxa"/>
+            <w:tcW w:w="991" w:type="dxa"/>
             <w:gridSpan w:val="2"/>
             <w:tcBorders>
               <w:top w:val="single" w:sz="4" w:space="0" w:color="auto"/>
@@ -866,7 +858,7 @@
         </w:tc>
         <w:tc>
           <w:tcPr>
-            <w:tcW w:w="1365" w:type="dxa"/>
+            <w:tcW w:w="1591" w:type="dxa"/>
             <w:gridSpan w:val="3"/>
             <w:tcBorders>
               <w:top w:val="single" w:sz="4" w:space="0" w:color="auto"/>
@@ -966,7 +958,7 @@
         </w:tc>
         <w:tc>
           <w:tcPr>
-            <w:tcW w:w="1035" w:type="dxa"/>
+            <w:tcW w:w="991" w:type="dxa"/>
             <w:gridSpan w:val="2"/>
             <w:tcBorders>
               <w:top w:val="single" w:sz="4" w:space="0" w:color="auto"/>
@@ -989,7 +981,7 @@
         </w:tc>
         <w:tc>
           <w:tcPr>
-            <w:tcW w:w="1173" w:type="dxa"/>
+            <w:tcW w:w="991" w:type="dxa"/>
             <w:gridSpan w:val="2"/>
             <w:tcBorders>
               <w:top w:val="single" w:sz="4" w:space="0" w:color="auto"/>
@@ -1008,7 +1000,7 @@
         </w:tc>
         <w:tc>
           <w:tcPr>
-            <w:tcW w:w="1365" w:type="dxa"/>
+            <w:tcW w:w="1591" w:type="dxa"/>
             <w:gridSpan w:val="3"/>
             <w:tcBorders>
               <w:top w:val="single" w:sz="4" w:space="0" w:color="auto"/>

--- a/DWÓJKA_Bo3.docx
+++ b/DWÓJKA_Bo3.docx
@@ -21,15 +21,16 @@
         <w:gridCol w:w="1111"/>
         <w:gridCol w:w="1290"/>
         <w:gridCol w:w="361"/>
-        <w:gridCol w:w="630"/>
-        <w:gridCol w:w="360"/>
-        <w:gridCol w:w="631"/>
-        <w:gridCol w:w="363"/>
-        <w:gridCol w:w="628"/>
-        <w:gridCol w:w="581"/>
+        <w:gridCol w:w="693"/>
+        <w:gridCol w:w="297"/>
+        <w:gridCol w:w="783"/>
+        <w:gridCol w:w="255"/>
+        <w:gridCol w:w="810"/>
+        <w:gridCol w:w="355"/>
         <w:gridCol w:w="959"/>
-        <w:gridCol w:w="51"/>
+        <w:gridCol w:w="43"/>
         <w:gridCol w:w="1890"/>
+        <w:gridCol w:w="8"/>
       </w:tblGrid>
       <w:tr>
         <w:trPr>
@@ -265,7 +266,7 @@
         <w:tc>
           <w:tcPr>
             <w:tcW w:w="1941" w:type="dxa"/>
-            <w:gridSpan w:val="2"/>
+            <w:gridSpan w:val="3"/>
             <w:tcBorders>
               <w:top w:val="nil"/>
               <w:left w:val="nil"/>
@@ -495,7 +496,7 @@
         <w:tc>
           <w:tcPr>
             <w:tcW w:w="1941" w:type="dxa"/>
-            <w:gridSpan w:val="2"/>
+            <w:gridSpan w:val="3"/>
             <w:tcBorders>
               <w:top w:val="nil"/>
               <w:left w:val="nil"/>
@@ -522,6 +523,8 @@
       </w:tr>
       <w:tr>
         <w:trPr>
+          <w:gridAfter w:val="1"/>
+          <w:wAfter w:w="8" w:type="dxa"/>
           <w:trHeight w:val="300"/>
         </w:trPr>
         <w:tc>
@@ -556,7 +559,7 @@
         </w:tc>
         <w:tc>
           <w:tcPr>
-            <w:tcW w:w="991" w:type="dxa"/>
+            <w:tcW w:w="1054" w:type="dxa"/>
             <w:gridSpan w:val="2"/>
             <w:tcBorders>
               <w:top w:val="single" w:sz="4" w:space="0" w:color="auto"/>
@@ -600,7 +603,7 @@
         </w:tc>
         <w:tc>
           <w:tcPr>
-            <w:tcW w:w="991" w:type="dxa"/>
+            <w:tcW w:w="1080" w:type="dxa"/>
             <w:gridSpan w:val="2"/>
             <w:tcBorders>
               <w:top w:val="single" w:sz="4" w:space="0" w:color="auto"/>
@@ -644,7 +647,7 @@
         </w:tc>
         <w:tc>
           <w:tcPr>
-            <w:tcW w:w="991" w:type="dxa"/>
+            <w:tcW w:w="1065" w:type="dxa"/>
             <w:gridSpan w:val="2"/>
             <w:tcBorders>
               <w:top w:val="single" w:sz="4" w:space="0" w:color="auto"/>
@@ -652,6 +655,10 @@
               <w:bottom w:val="single" w:sz="4" w:space="0" w:color="auto"/>
               <w:right w:val="single" w:sz="4" w:space="0" w:color="auto"/>
             </w:tcBorders>
+            <w:tcMar>
+              <w:left w:w="105" w:type="dxa"/>
+              <w:right w:w="105" w:type="dxa"/>
+            </w:tcMar>
           </w:tcPr>
           <w:p>
             <w:pPr>
@@ -679,13 +686,21 @@
                 <w:b/>
                 <w:bCs/>
               </w:rPr>
-              <w:t>SET 3</w:t>
+              <w:t xml:space="preserve">SET </w:t>
             </w:r>
-          </w:p>
-        </w:tc>
-        <w:tc>
-          <w:tcPr>
-            <w:tcW w:w="1591" w:type="dxa"/>
+            <w:r>
+              <w:rPr>
+                <w:rFonts w:ascii="Aptos" w:eastAsia="Aptos" w:hAnsi="Aptos" w:cs="Aptos"/>
+                <w:b/>
+                <w:bCs/>
+              </w:rPr>
+              <w:t>3</w:t>
+            </w:r>
+          </w:p>
+        </w:tc>
+        <w:tc>
+          <w:tcPr>
+            <w:tcW w:w="1357" w:type="dxa"/>
             <w:gridSpan w:val="3"/>
             <w:tcBorders>
               <w:top w:val="single" w:sz="4" w:space="0" w:color="auto"/>
@@ -762,6 +777,8 @@
       </w:tr>
       <w:tr>
         <w:trPr>
+          <w:gridAfter w:val="1"/>
+          <w:wAfter w:w="8" w:type="dxa"/>
           <w:trHeight w:val="480"/>
         </w:trPr>
         <w:tc>
@@ -793,7 +810,7 @@
         </w:tc>
         <w:tc>
           <w:tcPr>
-            <w:tcW w:w="991" w:type="dxa"/>
+            <w:tcW w:w="1054" w:type="dxa"/>
             <w:gridSpan w:val="2"/>
             <w:tcBorders>
               <w:top w:val="single" w:sz="4" w:space="0" w:color="auto"/>
@@ -816,7 +833,7 @@
         </w:tc>
         <w:tc>
           <w:tcPr>
-            <w:tcW w:w="991" w:type="dxa"/>
+            <w:tcW w:w="1080" w:type="dxa"/>
             <w:gridSpan w:val="2"/>
             <w:tcBorders>
               <w:top w:val="single" w:sz="4" w:space="0" w:color="auto"/>
@@ -839,7 +856,7 @@
         </w:tc>
         <w:tc>
           <w:tcPr>
-            <w:tcW w:w="991" w:type="dxa"/>
+            <w:tcW w:w="1065" w:type="dxa"/>
             <w:gridSpan w:val="2"/>
             <w:tcBorders>
               <w:top w:val="single" w:sz="4" w:space="0" w:color="auto"/>
@@ -858,7 +875,7 @@
         </w:tc>
         <w:tc>
           <w:tcPr>
-            <w:tcW w:w="1591" w:type="dxa"/>
+            <w:tcW w:w="1357" w:type="dxa"/>
             <w:gridSpan w:val="3"/>
             <w:tcBorders>
               <w:top w:val="single" w:sz="4" w:space="0" w:color="auto"/>
@@ -904,6 +921,8 @@
       </w:tr>
       <w:tr>
         <w:trPr>
+          <w:gridAfter w:val="1"/>
+          <w:wAfter w:w="8" w:type="dxa"/>
           <w:trHeight w:val="480"/>
         </w:trPr>
         <w:tc>
@@ -935,7 +954,7 @@
         </w:tc>
         <w:tc>
           <w:tcPr>
-            <w:tcW w:w="991" w:type="dxa"/>
+            <w:tcW w:w="1054" w:type="dxa"/>
             <w:gridSpan w:val="2"/>
             <w:tcBorders>
               <w:top w:val="single" w:sz="4" w:space="0" w:color="auto"/>
@@ -958,7 +977,7 @@
         </w:tc>
         <w:tc>
           <w:tcPr>
-            <w:tcW w:w="991" w:type="dxa"/>
+            <w:tcW w:w="1080" w:type="dxa"/>
             <w:gridSpan w:val="2"/>
             <w:tcBorders>
               <w:top w:val="single" w:sz="4" w:space="0" w:color="auto"/>
@@ -981,7 +1000,7 @@
         </w:tc>
         <w:tc>
           <w:tcPr>
-            <w:tcW w:w="991" w:type="dxa"/>
+            <w:tcW w:w="1065" w:type="dxa"/>
             <w:gridSpan w:val="2"/>
             <w:tcBorders>
               <w:top w:val="single" w:sz="4" w:space="0" w:color="auto"/>
@@ -1000,7 +1019,7 @@
         </w:tc>
         <w:tc>
           <w:tcPr>
-            <w:tcW w:w="1591" w:type="dxa"/>
+            <w:tcW w:w="1357" w:type="dxa"/>
             <w:gridSpan w:val="3"/>
             <w:tcBorders>
               <w:top w:val="single" w:sz="4" w:space="0" w:color="auto"/>
@@ -1113,9 +1132,9 @@
         <w:tblLook w:val="04A0" w:firstRow="1" w:lastRow="0" w:firstColumn="1" w:lastColumn="0" w:noHBand="0" w:noVBand="1"/>
       </w:tblPr>
       <w:tblGrid>
-        <w:gridCol w:w="977"/>
-        <w:gridCol w:w="523"/>
-        <w:gridCol w:w="523"/>
+        <w:gridCol w:w="976"/>
+        <w:gridCol w:w="525"/>
+        <w:gridCol w:w="522"/>
         <w:gridCol w:w="523"/>
         <w:gridCol w:w="589"/>
         <w:gridCol w:w="523"/>

--- a/DWÓJKA_Bo3.docx
+++ b/DWÓJKA_Bo3.docx
@@ -659,6 +659,7 @@
               <w:left w:w="105" w:type="dxa"/>
               <w:right w:w="105" w:type="dxa"/>
             </w:tcMar>
+            <w:vAlign w:val="center"/>
           </w:tcPr>
           <w:p>
             <w:pPr>
@@ -1127,7 +1128,7 @@
           <w:top w:val="single" w:sz="6" w:space="0" w:color="auto"/>
           <w:left w:val="single" w:sz="6" w:space="0" w:color="auto"/>
           <w:bottom w:val="single" w:sz="6" w:space="0" w:color="auto"/>
-          <w:right w:val="single" w:sz="6" w:space="0" w:color="auto"/>
+          <w:right w:val="single" w:sz="12" w:space="0" w:color="auto"/>
         </w:tblBorders>
         <w:tblLook w:val="04A0" w:firstRow="1" w:lastRow="0" w:firstColumn="1" w:lastColumn="0" w:noHBand="0" w:noVBand="1"/>
       </w:tblPr>

--- a/DWÓJKA_Bo3.docx
+++ b/DWÓJKA_Bo3.docx
@@ -1660,7 +1660,7 @@
               <w:top w:val="single" w:sz="6" w:space="0" w:color="auto"/>
               <w:left w:val="nil"/>
               <w:bottom w:val="single" w:sz="6" w:space="0" w:color="auto"/>
-              <w:right w:val="single" w:sz="6" w:space="0" w:color="auto"/>
+              <w:right w:val="single" w:sz="12" w:space="0" w:color="auto"/>
             </w:tcBorders>
             <w:shd w:val="clear" w:color="auto" w:fill="FFFFFF" w:themeFill="background1"/>
           </w:tcPr>
